--- a/docs/research/大学データ取得依頼_第1.0版.docx
+++ b/docs/research/大学データ取得依頼_第1.0版.docx
@@ -79,7 +79,58 @@
           <w:bCs w:val="false"/>
           <w:color w:val="000000"/>
         </w:rPr>
-        <w:t xml:space="preserve">: 業者に渡す取得仕様。研究1（VitalDB 862例）と研究0（PWDB 4,374名）で</w:t>
+        <w:t xml:space="preserve">: 業者に渡す取得仕様。</w:t>
+      </w:r>
+      <w:r>
+        <w:rPr>
+          <w:rFonts w:ascii="游明朝" w:cs="游明朝" w:eastAsia="游明朝" w:hAnsi="游明朝"/>
+          <w:b/>
+          <w:bCs/>
+          <w:color w:val="000000"/>
+        </w:rPr>
+        <w:t xml:space="preserve">2026-09-08 に第2.0版（`data_request_university_v2.md`）へ差し替えた。</w:t>
+      </w:r>
+    </w:p>
+    <w:p>
+      <w:pPr>
+        <w:spacing w:after="120" w:before="0" w:line="300"/>
+      </w:pPr>
+      <w:r>
+        <w:rPr>
+          <w:rFonts w:ascii="游明朝" w:cs="游明朝" w:eastAsia="游明朝" w:hAnsi="游明朝"/>
+          <w:b w:val="false"/>
+          <w:bCs w:val="false"/>
+          <w:color w:val="000000"/>
+        </w:rPr>
+        <w:t xml:space="preserve">本版は公開データベースで残った論点に絞った限定版であり、当初の2つの問いを一から検証する</w:t>
+      </w:r>
+    </w:p>
+    <w:p>
+      <w:pPr>
+        <w:spacing w:after="120" w:before="0" w:line="300"/>
+      </w:pPr>
+      <w:r>
+        <w:rPr>
+          <w:rFonts w:ascii="游明朝" w:cs="游明朝" w:eastAsia="游明朝" w:hAnsi="游明朝"/>
+          <w:b w:val="false"/>
+          <w:bCs w:val="false"/>
+          <w:color w:val="000000"/>
+        </w:rPr>
+        <w:t xml:space="preserve">パイロット研究には第2.0版を用いる。以下は記録として残す。</w:t>
+      </w:r>
+    </w:p>
+    <w:p>
+      <w:pPr>
+        <w:spacing w:after="120" w:before="0" w:line="300"/>
+      </w:pPr>
+      <w:r>
+        <w:rPr>
+          <w:rFonts w:ascii="游明朝" w:cs="游明朝" w:eastAsia="游明朝" w:hAnsi="游明朝"/>
+          <w:b w:val="false"/>
+          <w:bCs w:val="false"/>
+          <w:color w:val="000000"/>
+        </w:rPr>
+        <w:t xml:space="preserve">研究1（VitalDB 862例）と研究0（PWDB 4,374名）で</w:t>
       </w:r>
     </w:p>
     <w:p>
